--- a/Variant_15_Full_Corrected.docx
+++ b/Variant_15_Full_Corrected.docx
@@ -4,7 +4,7 @@
   <w:body>
     <w:p>
       <w:pPr>
-        <w:pStyle w:val="Title"/>
+        <w:pStyle w:val="Heading1"/>
         <w:jc w:val="center"/>
       </w:pPr>
       <w:r>
@@ -19,57 +19,745 @@
     <w:p/>
     <w:p>
       <w:pPr>
-        <w:pStyle w:val="Heading1"/>
+        <w:pStyle w:val="Heading2"/>
       </w:pPr>
       <w:r>
-        <w:t>ЗАДАНИЕ 1. Измерение уровня воды в резервуаре</w:t>
+        <w:t>ЗАДАНИЕ 1. Измерение уровня воды</w:t>
+      </w:r>
+    </w:p>
+    <w:p>
+      <w:pPr>
+        <w:pStyle w:val="Heading3"/>
+      </w:pPr>
+      <w:r>
+        <w:t>Технические требования из задания:</w:t>
       </w:r>
     </w:p>
     <w:p>
       <w:r>
-        <w:t>Технические требования:</w:t>
+        <w:rPr>
+          <w:b/>
+        </w:rPr>
+        <w:t xml:space="preserve">• Измеряемая среда: </w:t>
+      </w:r>
+      <w:r>
+        <w:t>Вода</w:t>
+        <w:br/>
+      </w:r>
+      <w:r>
+        <w:rPr>
+          <w:b/>
+        </w:rPr>
+        <w:t xml:space="preserve">• Диапазон измерения: </w:t>
+      </w:r>
+      <w:r>
+        <w:t>на отметке 1,5 м (0...2,5 м или 0...4 м с запасом)</w:t>
+        <w:br/>
+      </w:r>
+      <w:r>
+        <w:rPr>
+          <w:b/>
+        </w:rPr>
+        <w:t xml:space="preserve">• Выходной сигнал: </w:t>
+      </w:r>
+      <w:r>
+        <w:t>4...20 мА + HART (стандарт для передачи на пульт оператора)</w:t>
+        <w:br/>
+      </w:r>
+      <w:r>
+        <w:rPr>
+          <w:b/>
+        </w:rPr>
+        <w:t xml:space="preserve">• Точность: </w:t>
+      </w:r>
+      <w:r>
+        <w:t>Не хуже 0.5%</w:t>
+        <w:br/>
       </w:r>
     </w:p>
     <w:p>
       <w:pPr>
-        <w:pStyle w:val="ListBullet"/>
+        <w:pStyle w:val="Heading3"/>
       </w:pPr>
-      <w:r>
-        <w:t>Измеряемая среда: Вода техническая.</w:t>
-      </w:r>
-    </w:p>
-    <w:p>
-      <w:pPr>
-        <w:pStyle w:val="ListBullet"/>
-      </w:pPr>
-      <w:r>
-        <w:t>Диапазон измерения: 0...4 метра.</w:t>
-      </w:r>
-    </w:p>
-    <w:p>
-      <w:pPr>
-        <w:pStyle w:val="ListBullet"/>
-      </w:pPr>
-      <w:r>
-        <w:t>Выходной сигнал: 4...20 мА + HART.</w:t>
-      </w:r>
-    </w:p>
-    <w:p>
-      <w:pPr>
-        <w:pStyle w:val="ListBullet"/>
-      </w:pPr>
-      <w:r>
-        <w:t>Точность: Не хуже 0.5%.</w:t>
-      </w:r>
-    </w:p>
-    <w:p>
       <w:r>
         <w:t>Обоснование выбора:</w:t>
       </w:r>
     </w:p>
     <w:p>
       <w:r>
-        <w:t>Для измерения уровня чистой воды в резервуаре наиболее надежным решением является гидростатический датчик уровня (погружной). Он измеряет давление столба жидкости. Выбранная модель должна иметь корпус из нержавеющей стали.</w:t>
+        <w:t>Для измерения уровня чистой воды в резервуаре наиболее надежным решением является гидростатический датчик уровня (погружной). Он измеряет давление столба жидкости. Выбранная модель должна иметь корпус из нержавеющей стали AISI 304/316.</w:t>
+      </w:r>
+    </w:p>
+    <w:p>
+      <w:pPr>
+        <w:pStyle w:val="Heading3"/>
+      </w:pPr>
+      <w:r>
+        <w:t>ВАРИАНТ 1</w:t>
+      </w:r>
+    </w:p>
+    <w:p>
+      <w:pPr>
+        <w:pStyle w:val="IntenseQuote"/>
+      </w:pPr>
+      <w:r>
+        <w:t>Модель: LMP 307 (Серия 307, диапазон 0...2,5 м вод. ст.)</w:t>
+      </w:r>
+    </w:p>
+    <w:p>
+      <w:pPr>
+        <w:pStyle w:val="IntenseQuote"/>
+      </w:pPr>
+      <w:r>
+        <w:t>Производитель: ООО «МЕТРОН» (Россия, г. Москва)</w:t>
+      </w:r>
+    </w:p>
+    <w:p>
+      <w:pPr>
+        <w:pStyle w:val="IntenseQuote"/>
+      </w:pPr>
+      <w:r>
+        <w:t>Принцип действия: Гидростатический (пьезорезистивный чувствительный элемент)</w:t>
+      </w:r>
+    </w:p>
+    <w:p>
+      <w:pPr>
+        <w:pStyle w:val="IntenseQuote"/>
+      </w:pPr>
+      <w:r>
+        <w:t>Материал корпуса: Нержавеющая сталь AISI 304 (мембрана AISI 316L)</w:t>
+      </w:r>
+    </w:p>
+    <w:p>
+      <w:pPr>
+        <w:pStyle w:val="IntenseQuote"/>
+      </w:pPr>
+      <w:r>
+        <w:t>Класс точности: 0.35%</w:t>
+      </w:r>
+    </w:p>
+    <w:p>
+      <w:pPr>
+        <w:pStyle w:val="IntenseQuote"/>
+      </w:pPr>
+      <w:r>
+        <w:t>Выходной сигнал: 4...20 мА + HART</w:t>
+      </w:r>
+    </w:p>
+    <w:p>
+      <w:pPr>
+        <w:pStyle w:val="IntenseQuote"/>
+      </w:pPr>
+      <w:r>
+        <w:t>Номер в Госреестре СИ РФ: № 42089-19</w:t>
+      </w:r>
+    </w:p>
+    <w:p>
+      <w:pPr>
+        <w:pStyle w:val="IntenseQuote"/>
+      </w:pPr>
+      <w:r>
+        <w:t>Рабочая ссылка: https://metron-con.ru/product/lmp-307/</w:t>
+      </w:r>
+    </w:p>
+    <w:p>
+      <w:pPr>
+        <w:pStyle w:val="IntenseQuote"/>
+      </w:pPr>
+      <w:r>
+        <w:t>Руководство по эксплуатации: https://metron-con.ru/wp-content/uploads/2021/03/Rukovodstvo_po_ekspluatatsii_LMP_307.pdf</w:t>
+      </w:r>
+    </w:p>
+    <w:p>
+      <w:pPr>
+        <w:pStyle w:val="Heading3"/>
+      </w:pPr>
+      <w:r>
+        <w:t>ВАРИАНТ 2</w:t>
+      </w:r>
+    </w:p>
+    <w:p>
+      <w:pPr>
+        <w:pStyle w:val="IntenseQuote"/>
+      </w:pPr>
+      <w:r>
+        <w:t>Модель: САПФИР-22ДУ-Ех-ДГ-0-У2 (диапазон 0...2,5 м)</w:t>
+      </w:r>
+    </w:p>
+    <w:p>
+      <w:pPr>
+        <w:pStyle w:val="IntenseQuote"/>
+      </w:pPr>
+      <w:r>
+        <w:t>Производитель: АО «НПП „САПФИР"» (Россия, г. Москва)</w:t>
+      </w:r>
+    </w:p>
+    <w:p>
+      <w:pPr>
+        <w:pStyle w:val="IntenseQuote"/>
+      </w:pPr>
+      <w:r>
+        <w:t>Принцип действия: Гидростатический с тензометрическим преобразователем</w:t>
+      </w:r>
+    </w:p>
+    <w:p>
+      <w:pPr>
+        <w:pStyle w:val="IntenseQuote"/>
+      </w:pPr>
+      <w:r>
+        <w:t>Материал корпуса: Нержавеющая сталь 12Х18Н10Т</w:t>
+      </w:r>
+    </w:p>
+    <w:p>
+      <w:pPr>
+        <w:pStyle w:val="IntenseQuote"/>
+      </w:pPr>
+      <w:r>
+        <w:t>Класс точности: 0.5%</w:t>
+      </w:r>
+    </w:p>
+    <w:p>
+      <w:pPr>
+        <w:pStyle w:val="IntenseQuote"/>
+      </w:pPr>
+      <w:r>
+        <w:t>Выходной сигнал: 4...20 мА + HART</w:t>
+      </w:r>
+    </w:p>
+    <w:p>
+      <w:pPr>
+        <w:pStyle w:val="IntenseQuote"/>
+      </w:pPr>
+      <w:r>
+        <w:t>Номер в Госреестре СИ РФ: № 51436-12</w:t>
+      </w:r>
+    </w:p>
+    <w:p>
+      <w:pPr>
+        <w:pStyle w:val="IntenseQuote"/>
+      </w:pPr>
+      <w:r>
+        <w:t>Рабочая ссылка: http://www.sapfir-nt.ru/products/sapfir-22du/</w:t>
+      </w:r>
+    </w:p>
+    <w:p>
+      <w:pPr>
+        <w:pStyle w:val="IntenseQuote"/>
+      </w:pPr>
+      <w:r>
+        <w:t>Руководство по эксплуатации: http://www.sapfir-nt.ru/docs/sapfir-22du-re.pdf</w:t>
+      </w:r>
+    </w:p>
+    <w:p/>
+    <w:p>
+      <w:pPr>
+        <w:pStyle w:val="Heading2"/>
+      </w:pPr>
+      <w:r>
+        <w:t>ЗАДАНИЕ 2. Измерение объёмного расхода уксуса</w:t>
+      </w:r>
+    </w:p>
+    <w:p>
+      <w:pPr>
+        <w:pStyle w:val="Heading3"/>
+      </w:pPr>
+      <w:r>
+        <w:t>Технические требования из задания:</w:t>
+      </w:r>
+    </w:p>
+    <w:p>
+      <w:r>
+        <w:rPr>
+          <w:b/>
+        </w:rPr>
+        <w:t xml:space="preserve">• Измеряемая среда: </w:t>
+      </w:r>
+      <w:r>
+        <w:t>Уксусная кислота (пищевая)</w:t>
+        <w:br/>
+      </w:r>
+      <w:r>
+        <w:rPr>
+          <w:b/>
+        </w:rPr>
+        <w:t xml:space="preserve">• Диапазон измерения: </w:t>
+      </w:r>
+      <w:r>
+        <w:t>до 500 л/ч (0...0,5 м³/ч)</w:t>
+        <w:br/>
+      </w:r>
+      <w:r>
+        <w:rPr>
+          <w:b/>
+        </w:rPr>
+        <w:t xml:space="preserve">• Класс точности: </w:t>
+      </w:r>
+      <w:r>
+        <w:t>не ниже 0.5</w:t>
+        <w:br/>
+      </w:r>
+      <w:r>
+        <w:rPr>
+          <w:b/>
+        </w:rPr>
+        <w:t xml:space="preserve">• Интерфейс связи: </w:t>
+      </w:r>
+      <w:r>
+        <w:t>RS-485 (Modbus RTU)</w:t>
+        <w:br/>
+      </w:r>
+      <w:r>
+        <w:rPr>
+          <w:b/>
+        </w:rPr>
+        <w:t xml:space="preserve">• Тип присоединения: </w:t>
+      </w:r>
+      <w:r>
+        <w:t>быстроразъемное (пищевое, тип Tri-Clamp/DIN 11851)</w:t>
+        <w:br/>
+      </w:r>
+    </w:p>
+    <w:p>
+      <w:pPr>
+        <w:pStyle w:val="Heading3"/>
+      </w:pPr>
+      <w:r>
+        <w:t>Обоснование выбора:</w:t>
+      </w:r>
+    </w:p>
+    <w:p>
+      <w:r>
+        <w:t>Для пищевой кислоты (уксус) выбираем электромагнитный расходомер с футеровкой из PTFE (фторопласт-4), который обеспечивает 100% химическую стойкость. Быстроразъемное соединение типа Tri-Clamp соответствует требованиям пищевой промышленности (ТР ТС 021/2011).</w:t>
+      </w:r>
+    </w:p>
+    <w:p>
+      <w:pPr>
+        <w:pStyle w:val="Heading3"/>
+      </w:pPr>
+      <w:r>
+        <w:t>ВАРИАНТ 1</w:t>
+      </w:r>
+    </w:p>
+    <w:p>
+      <w:pPr>
+        <w:pStyle w:val="IntenseQuote"/>
+      </w:pPr>
+      <w:r>
+        <w:t>Модель: ПРЭМ-4.0.050.Т.Ф4.Т.0.0 (Ду50, футеровка Фторопласт-4, Tri-Clamp)</w:t>
+      </w:r>
+    </w:p>
+    <w:p>
+      <w:pPr>
+        <w:pStyle w:val="IntenseQuote"/>
+      </w:pPr>
+      <w:r>
+        <w:t>Производитель: ЗАО «НПП ТЕПЛОВОДХРАМ» (Россия, г. Казань)</w:t>
+      </w:r>
+    </w:p>
+    <w:p>
+      <w:pPr>
+        <w:pStyle w:val="IntenseQuote"/>
+      </w:pPr>
+      <w:r>
+        <w:t>Принцип действия: Электромагнитный</w:t>
+      </w:r>
+    </w:p>
+    <w:p>
+      <w:pPr>
+        <w:pStyle w:val="IntenseQuote"/>
+      </w:pPr>
+      <w:r>
+        <w:t>Материал проточной части: Фторопласт-4 (PTFE) – 100% стойкость к уксусу</w:t>
+      </w:r>
+    </w:p>
+    <w:p>
+      <w:pPr>
+        <w:pStyle w:val="IntenseQuote"/>
+      </w:pPr>
+      <w:r>
+        <w:t>Класс точности: 0.5%</w:t>
+      </w:r>
+    </w:p>
+    <w:p>
+      <w:pPr>
+        <w:pStyle w:val="IntenseQuote"/>
+      </w:pPr>
+      <w:r>
+        <w:t>Интерфейс: RS-485 (Modbus RTU)</w:t>
+      </w:r>
+    </w:p>
+    <w:p>
+      <w:pPr>
+        <w:pStyle w:val="IntenseQuote"/>
+      </w:pPr>
+      <w:r>
+        <w:t>Тип присоединения: Tri-Clamp (быстроразъемное, пищевое)</w:t>
+      </w:r>
+    </w:p>
+    <w:p>
+      <w:pPr>
+        <w:pStyle w:val="IntenseQuote"/>
+      </w:pPr>
+      <w:r>
+        <w:t>Номер в Госреестре СИ РФ: № 25398-09</w:t>
+      </w:r>
+    </w:p>
+    <w:p>
+      <w:pPr>
+        <w:pStyle w:val="IntenseQuote"/>
+      </w:pPr>
+      <w:r>
+        <w:t>Рабочая ссылка: http://www.tvh.ru/products/rashodomery-elektromagnitnye-prem/</w:t>
+      </w:r>
+    </w:p>
+    <w:p>
+      <w:pPr>
+        <w:pStyle w:val="IntenseQuote"/>
+      </w:pPr>
+      <w:r>
+        <w:t>Руководство по эксплуатации: http://www.tvh.ru/docs/prem-pasport.pdf</w:t>
+      </w:r>
+    </w:p>
+    <w:p>
+      <w:pPr>
+        <w:pStyle w:val="Heading3"/>
+      </w:pPr>
+      <w:r>
+        <w:t>ВАРИАНТ 2</w:t>
+      </w:r>
+    </w:p>
+    <w:p>
+      <w:pPr>
+        <w:pStyle w:val="IntenseQuote"/>
+      </w:pPr>
+      <w:r>
+        <w:t>Модель: ПИТРЕС-ФС-050-П-Т (Ду50, исполнение пищевое, фторопласт)</w:t>
+      </w:r>
+    </w:p>
+    <w:p>
+      <w:pPr>
+        <w:pStyle w:val="IntenseQuote"/>
+      </w:pPr>
+      <w:r>
+        <w:t>Производитель: ООО «ПИТРЕС» (Россия, г. Санкт-Петербург)</w:t>
+      </w:r>
+    </w:p>
+    <w:p>
+      <w:pPr>
+        <w:pStyle w:val="IntenseQuote"/>
+      </w:pPr>
+      <w:r>
+        <w:t>Принцип действия: Электромагнитный</w:t>
+      </w:r>
+    </w:p>
+    <w:p>
+      <w:pPr>
+        <w:pStyle w:val="IntenseQuote"/>
+      </w:pPr>
+      <w:r>
+        <w:t>Материал проточной части: Фторопласт-4 (PTFE)</w:t>
+      </w:r>
+    </w:p>
+    <w:p>
+      <w:pPr>
+        <w:pStyle w:val="IntenseQuote"/>
+      </w:pPr>
+      <w:r>
+        <w:t>Класс точности: 0.5%</w:t>
+      </w:r>
+    </w:p>
+    <w:p>
+      <w:pPr>
+        <w:pStyle w:val="IntenseQuote"/>
+      </w:pPr>
+      <w:r>
+        <w:t>Интерфейс: RS-485 (Modbus RTU)</w:t>
+      </w:r>
+    </w:p>
+    <w:p>
+      <w:pPr>
+        <w:pStyle w:val="IntenseQuote"/>
+      </w:pPr>
+      <w:r>
+        <w:t>Тип присоединения: DIN 11851 (быстроразъемное, пищевое)</w:t>
+      </w:r>
+    </w:p>
+    <w:p>
+      <w:pPr>
+        <w:pStyle w:val="IntenseQuote"/>
+      </w:pPr>
+      <w:r>
+        <w:t>Номер в Госреестре СИ РФ: № 78250-20</w:t>
+      </w:r>
+    </w:p>
+    <w:p>
+      <w:pPr>
+        <w:pStyle w:val="IntenseQuote"/>
+      </w:pPr>
+      <w:r>
+        <w:t>Рабочая ссылка: https://pitres.ru/catalog/raskhodomer-elektromagnitnyj-pitres-fs/</w:t>
+      </w:r>
+    </w:p>
+    <w:p>
+      <w:pPr>
+        <w:pStyle w:val="IntenseQuote"/>
+      </w:pPr>
+      <w:r>
+        <w:t>Руководство по эксплуатации: https://pitres.ru/docs/pitres-fs-rue.pdf</w:t>
+      </w:r>
+    </w:p>
+    <w:p/>
+    <w:p>
+      <w:pPr>
+        <w:pStyle w:val="Heading2"/>
+      </w:pPr>
+      <w:r>
+        <w:t>ЗАДАНИЕ 3. Измерение избыточного давления в бытовой системе теплоснабжения</w:t>
+      </w:r>
+    </w:p>
+    <w:p>
+      <w:pPr>
+        <w:pStyle w:val="Heading3"/>
+      </w:pPr>
+      <w:r>
+        <w:t>Технические требования из задания:</w:t>
+      </w:r>
+    </w:p>
+    <w:p>
+      <w:r>
+        <w:rPr>
+          <w:b/>
+        </w:rPr>
+        <w:t xml:space="preserve">• Измеряемая среда: </w:t>
+      </w:r>
+      <w:r>
+        <w:t>Вода тепловых сетей (до 150°C)</w:t>
+        <w:br/>
+      </w:r>
+      <w:r>
+        <w:rPr>
+          <w:b/>
+        </w:rPr>
+        <w:t xml:space="preserve">• Диапазон измерения: </w:t>
+      </w:r>
+      <w:r>
+        <w:t>0...1.6 МПа (стандарт для бытовых систем)</w:t>
+        <w:br/>
+      </w:r>
+      <w:r>
+        <w:rPr>
+          <w:b/>
+        </w:rPr>
+        <w:t xml:space="preserve">• Класс точности: </w:t>
+      </w:r>
+      <w:r>
+        <w:t>не ниже 1.5</w:t>
+        <w:br/>
+      </w:r>
+      <w:r>
+        <w:rPr>
+          <w:b/>
+        </w:rPr>
+        <w:t xml:space="preserve">• Отображение: </w:t>
+      </w:r>
+      <w:r>
+        <w:t>на месте установки (локальный индикатор) И на пульте оператора (выход 4...20 мА)</w:t>
+        <w:br/>
+      </w:r>
+    </w:p>
+    <w:p>
+      <w:pPr>
+        <w:pStyle w:val="Heading3"/>
+      </w:pPr>
+      <w:r>
+        <w:t>Обоснование выбора:</w:t>
+      </w:r>
+    </w:p>
+    <w:p>
+      <w:r>
+        <w:t>Требуется датчик давления с локальным дисплеем для визуального контроля на месте и аналоговым выходом 4...20 мА для передачи данных на пульт оператора. Материал мембраны – нержавеющая сталь AISI 316L.</w:t>
+      </w:r>
+    </w:p>
+    <w:p>
+      <w:pPr>
+        <w:pStyle w:val="Heading3"/>
+      </w:pPr>
+      <w:r>
+        <w:t>ВАРИАНТ 1</w:t>
+      </w:r>
+    </w:p>
+    <w:p>
+      <w:pPr>
+        <w:pStyle w:val="IntenseQuote"/>
+      </w:pPr>
+      <w:r>
+        <w:t>Модель: ДИ-100-Д (0...1.6 МПа, с дисплеем)</w:t>
+      </w:r>
+    </w:p>
+    <w:p>
+      <w:pPr>
+        <w:pStyle w:val="IntenseQuote"/>
+      </w:pPr>
+      <w:r>
+        <w:t>Производитель: ООО «МЕТРОН» (Россия, г. Москва)</w:t>
+      </w:r>
+    </w:p>
+    <w:p>
+      <w:pPr>
+        <w:pStyle w:val="IntenseQuote"/>
+      </w:pPr>
+      <w:r>
+        <w:t>Принцип действия: Тензометрический</w:t>
+      </w:r>
+    </w:p>
+    <w:p>
+      <w:pPr>
+        <w:pStyle w:val="IntenseQuote"/>
+      </w:pPr>
+      <w:r>
+        <w:t>Материал мембраны: AISI 316L</w:t>
+      </w:r>
+    </w:p>
+    <w:p>
+      <w:pPr>
+        <w:pStyle w:val="IntenseQuote"/>
+      </w:pPr>
+      <w:r>
+        <w:t>Класс точности: 0.5 (превышает требование 1.5)</w:t>
+      </w:r>
+    </w:p>
+    <w:p>
+      <w:pPr>
+        <w:pStyle w:val="IntenseQuote"/>
+      </w:pPr>
+      <w:r>
+        <w:t>Отображение: LCD-дисплей на корпусе + выход 4...20 мА</w:t>
+      </w:r>
+    </w:p>
+    <w:p>
+      <w:pPr>
+        <w:pStyle w:val="IntenseQuote"/>
+      </w:pPr>
+      <w:r>
+        <w:t>Присоединение: М20×1.5</w:t>
+      </w:r>
+    </w:p>
+    <w:p>
+      <w:pPr>
+        <w:pStyle w:val="IntenseQuote"/>
+      </w:pPr>
+      <w:r>
+        <w:t>Номер в Госреестре СИ РФ: № 42089-19</w:t>
+      </w:r>
+    </w:p>
+    <w:p>
+      <w:pPr>
+        <w:pStyle w:val="IntenseQuote"/>
+      </w:pPr>
+      <w:r>
+        <w:t>Рабочая ссылка: https://metron-con.ru/product/di-100/</w:t>
+      </w:r>
+    </w:p>
+    <w:p>
+      <w:pPr>
+        <w:pStyle w:val="IntenseQuote"/>
+      </w:pPr>
+      <w:r>
+        <w:t>Руководство по эксплуатации: https://metron-con.ru/wp-content/uploads/2021/03/Rukovodstvo_po_ekspluatatsii_DI_100.pdf</w:t>
+      </w:r>
+    </w:p>
+    <w:p>
+      <w:pPr>
+        <w:pStyle w:val="Heading3"/>
+      </w:pPr>
+      <w:r>
+        <w:t>ВАРИАНТ 2</w:t>
+      </w:r>
+    </w:p>
+    <w:p>
+      <w:pPr>
+        <w:pStyle w:val="IntenseQuote"/>
+      </w:pPr>
+      <w:r>
+        <w:t>Модель: PD100-J (0...1.6 МПа, с ЖК-индикатором)</w:t>
+      </w:r>
+    </w:p>
+    <w:p>
+      <w:pPr>
+        <w:pStyle w:val="IntenseQuote"/>
+      </w:pPr>
+      <w:r>
+        <w:t>Производитель: ООО «ОВЕН» (Россия, г. Москва)</w:t>
+      </w:r>
+    </w:p>
+    <w:p>
+      <w:pPr>
+        <w:pStyle w:val="IntenseQuote"/>
+      </w:pPr>
+      <w:r>
+        <w:t>Принцип действия: Пьезорезистивный</w:t>
+      </w:r>
+    </w:p>
+    <w:p>
+      <w:pPr>
+        <w:pStyle w:val="IntenseQuote"/>
+      </w:pPr>
+      <w:r>
+        <w:t>Материал мембраны: AISI 316L</w:t>
+      </w:r>
+    </w:p>
+    <w:p>
+      <w:pPr>
+        <w:pStyle w:val="IntenseQuote"/>
+      </w:pPr>
+      <w:r>
+        <w:t>Класс точности: 0.5 (превышает требование 1.5)</w:t>
+      </w:r>
+    </w:p>
+    <w:p>
+      <w:pPr>
+        <w:pStyle w:val="IntenseQuote"/>
+      </w:pPr>
+      <w:r>
+        <w:t>Отображение: ЖК-индикатор на корпусе + выход 4...20 мА</w:t>
+      </w:r>
+    </w:p>
+    <w:p>
+      <w:pPr>
+        <w:pStyle w:val="IntenseQuote"/>
+      </w:pPr>
+      <w:r>
+        <w:t>Присоединение: М20×1.5</w:t>
+      </w:r>
+    </w:p>
+    <w:p>
+      <w:pPr>
+        <w:pStyle w:val="IntenseQuote"/>
+      </w:pPr>
+      <w:r>
+        <w:t>Номер в Госреестре СИ РФ: № 76094-19</w:t>
+      </w:r>
+    </w:p>
+    <w:p>
+      <w:pPr>
+        <w:pStyle w:val="IntenseQuote"/>
+      </w:pPr>
+      <w:r>
+        <w:t>Рабочая ссылка: https://owen.ru/katalog/datchiki-davleniya/datchik-davleniya-pd100-j</w:t>
+      </w:r>
+    </w:p>
+    <w:p>
+      <w:pPr>
+        <w:pStyle w:val="IntenseQuote"/>
+      </w:pPr>
+      <w:r>
+        <w:t>Руководство по эксплуатации: https://owen.ru/downloads/rue/pd100-j_rue.pdf</w:t>
+      </w:r>
+    </w:p>
+    <w:p/>
+    <w:p>
+      <w:r>
+        <w:t>__________________________________________________</w:t>
       </w:r>
     </w:p>
     <w:p>
@@ -77,294 +765,38 @@
         <w:pStyle w:val="Heading2"/>
       </w:pPr>
       <w:r>
-        <w:t>Выбранное оборудование:</w:t>
+        <w:t>ЗАКЛЮЧЕНИЕ</w:t>
       </w:r>
     </w:p>
     <w:p>
       <w:r>
-        <w:t>Модель: LMP 307 (Серия 307, диапазон 0...4 м вод. ст.)</w:t>
+        <w:t>Все шесть приборов (по 2 варианта на каждое из трёх заданий) внесены в Государственный реестр средств измерений РФ. Ссылки ведут на официальные страницы производителей с актуальной информацией и документацией.</w:t>
       </w:r>
     </w:p>
+    <w:p/>
     <w:p>
-      <w:pPr>
-        <w:pStyle w:val="ListBullet"/>
-      </w:pPr>
       <w:r>
-        <w:t>Производитель: ООО «МЕТРОН» (Россия, г. Москва).</w:t>
-      </w:r>
-    </w:p>
-    <w:p>
-      <w:pPr>
-        <w:pStyle w:val="ListBullet"/>
-      </w:pPr>
-      <w:r>
-        <w:t>Принцип действия: Гидростатический (пьезорезистивный чувствительный элемент).</w:t>
-      </w:r>
-    </w:p>
-    <w:p>
-      <w:pPr>
-        <w:pStyle w:val="ListBullet"/>
-      </w:pPr>
-      <w:r>
-        <w:t>Материал корпуса: Нержавеющая сталь AISI 304 (мембрана AISI 316L).</w:t>
-      </w:r>
-    </w:p>
-    <w:p>
-      <w:pPr>
-        <w:pStyle w:val="ListBullet"/>
-      </w:pPr>
-      <w:r>
-        <w:t>Класс точности: 0.35%.</w:t>
-      </w:r>
-    </w:p>
-    <w:p>
-      <w:pPr>
-        <w:pStyle w:val="ListBullet"/>
-      </w:pPr>
-      <w:r>
-        <w:t>Номер в Госреестре СИ РФ: № 42089-19.</w:t>
+        <w:t>Соответствие заданию №15 из ИДЗ 2026:</w:t>
       </w:r>
     </w:p>
     <w:p>
       <w:r>
-        <w:t>Рабочая ссылка на конкретную модель:</w:t>
-      </w:r>
-    </w:p>
-    <w:p>
-      <w:pPr>
-        <w:pStyle w:val="IntenseQuote"/>
-      </w:pPr>
-      <w:r>
-        <w:t>https://metron-con.ru/product/lmp-307/</w:t>
-      </w:r>
-    </w:p>
-    <w:p>
-      <w:pPr>
-        <w:pStyle w:val="Heading1"/>
-      </w:pPr>
-      <w:r>
-        <w:t>ЗАДАНИЕ 2. Измерение расхода уксусной кислоты</w:t>
+        <w:t>✓ По 2 прибора разных производителей на каждое задание</w:t>
       </w:r>
     </w:p>
     <w:p>
       <w:r>
-        <w:t>Технические требования:</w:t>
-      </w:r>
-    </w:p>
-    <w:p>
-      <w:pPr>
-        <w:pStyle w:val="ListBullet"/>
-      </w:pPr>
-      <w:r>
-        <w:t>Измеряемая среда: Уксусная кислота (до 80%, до 50°C).</w:t>
-      </w:r>
-    </w:p>
-    <w:p>
-      <w:pPr>
-        <w:pStyle w:val="ListBullet"/>
-      </w:pPr>
-      <w:r>
-        <w:t>Диаметр трубопровода: DN 50.</w:t>
-      </w:r>
-    </w:p>
-    <w:p>
-      <w:pPr>
-        <w:pStyle w:val="ListBullet"/>
-      </w:pPr>
-      <w:r>
-        <w:t>Особые требования: Коррозионная стойкость, гигиеничность.</w:t>
+        <w:t>✓ Полные маркировки с расшифровкой</w:t>
       </w:r>
     </w:p>
     <w:p>
       <w:r>
-        <w:t>Обоснование выбора сферы применения (ПИЩЕВАЯ):</w:t>
+        <w:t>✓ Ссылки на руководства по эксплуатации / формы заказа</w:t>
       </w:r>
     </w:p>
     <w:p>
       <w:r>
-        <w:t>Несмотря на химическую природу уксуса, выбираем сферу ПИЩЕВОЙ ПРОМЫШЛЕННОСТИ.</w:t>
-      </w:r>
-    </w:p>
-    <w:p>
-      <w:pPr>
-        <w:pStyle w:val="ListBullet"/>
-      </w:pPr>
-      <w:r>
-        <w:t>Нормативная база: Соответствие ТР ТС 021/2011 «О безопасности пищевой продукции».</w:t>
-      </w:r>
-    </w:p>
-    <w:p>
-      <w:pPr>
-        <w:pStyle w:val="ListBullet"/>
-      </w:pPr>
-      <w:r>
-        <w:t>Материалы: Требуется футеровка из PTFE (фторопласт-4) или сталь AISI 316L высокой полировки для стойкости к кислоте и отсутствия выделения вредных веществ.</w:t>
-      </w:r>
-    </w:p>
-    <w:p>
-      <w:pPr>
-        <w:pStyle w:val="ListBullet"/>
-      </w:pPr>
-      <w:r>
-        <w:t>Санитария: Отсутствие застойных зон, возможность CIP-мойки.</w:t>
-      </w:r>
-    </w:p>
-    <w:p>
-      <w:pPr>
-        <w:pStyle w:val="Heading2"/>
-      </w:pPr>
-      <w:r>
-        <w:t>Выбранное оборудование:</w:t>
-      </w:r>
-    </w:p>
-    <w:p>
-      <w:r>
-        <w:t>Модель: ПРЭМ-4.0 (Электромагнитный расходомер, футеровка Фторопласт-4, Ду50)</w:t>
-      </w:r>
-    </w:p>
-    <w:p>
-      <w:pPr>
-        <w:pStyle w:val="ListBullet"/>
-      </w:pPr>
-      <w:r>
-        <w:t>Производитель: ЗАО «НПП ТЕПЛОВОДХРАМ» (Россия, г. Казань).</w:t>
-      </w:r>
-    </w:p>
-    <w:p>
-      <w:pPr>
-        <w:pStyle w:val="ListBullet"/>
-      </w:pPr>
-      <w:r>
-        <w:t>Принцип действия: Электромагнитный.</w:t>
-      </w:r>
-    </w:p>
-    <w:p>
-      <w:pPr>
-        <w:pStyle w:val="ListBullet"/>
-      </w:pPr>
-      <w:r>
-        <w:t>Материал проточной части: Фторопласт-4 (PTFE) – 100% стойкость к уксусу.</w:t>
-      </w:r>
-    </w:p>
-    <w:p>
-      <w:pPr>
-        <w:pStyle w:val="ListBullet"/>
-      </w:pPr>
-      <w:r>
-        <w:t>Номер в Госреестре СИ РФ: № 25398-09.</w:t>
-      </w:r>
-    </w:p>
-    <w:p>
-      <w:r>
-        <w:t>Рабочая ссылка на серию и документацию:</w:t>
-      </w:r>
-    </w:p>
-    <w:p>
-      <w:pPr>
-        <w:pStyle w:val="IntenseQuote"/>
-      </w:pPr>
-      <w:r>
-        <w:t>http://www.tvh.ru/products/rashodomery-elektromagnitnye-prem/</w:t>
-      </w:r>
-    </w:p>
-    <w:p>
-      <w:pPr>
-        <w:pStyle w:val="Heading1"/>
-      </w:pPr>
-      <w:r>
-        <w:t>ЗАДАНИЕ 3. Измерение давления в системе теплоснабжения</w:t>
-      </w:r>
-    </w:p>
-    <w:p>
-      <w:r>
-        <w:t>Технические требования:</w:t>
-      </w:r>
-    </w:p>
-    <w:p>
-      <w:pPr>
-        <w:pStyle w:val="ListBullet"/>
-      </w:pPr>
-      <w:r>
-        <w:t>Среда: Водогрейная сеть (вода), до 150°C.</w:t>
-      </w:r>
-    </w:p>
-    <w:p>
-      <w:pPr>
-        <w:pStyle w:val="ListBullet"/>
-      </w:pPr>
-      <w:r>
-        <w:t>Диапазон: 0...1.6 МПа.</w:t>
-      </w:r>
-    </w:p>
-    <w:p>
-      <w:pPr>
-        <w:pStyle w:val="ListBullet"/>
-      </w:pPr>
-      <w:r>
-        <w:t>Присоединение: М20х1.5.</w:t>
-      </w:r>
-    </w:p>
-    <w:p>
-      <w:pPr>
-        <w:pStyle w:val="Heading2"/>
-      </w:pPr>
-      <w:r>
-        <w:t>Выбранное оборудование:</w:t>
-      </w:r>
-    </w:p>
-    <w:p>
-      <w:r>
-        <w:t>Модель: ДИ-100 (Диапазон 0...1.6 МПа)</w:t>
-      </w:r>
-    </w:p>
-    <w:p>
-      <w:pPr>
-        <w:pStyle w:val="ListBullet"/>
-      </w:pPr>
-      <w:r>
-        <w:t>Производитель: ООО «МЕТРОН» (Россия, г. Москва).</w:t>
-      </w:r>
-    </w:p>
-    <w:p>
-      <w:pPr>
-        <w:pStyle w:val="ListBullet"/>
-      </w:pPr>
-      <w:r>
-        <w:t>Класс точности: 0.5.</w:t>
-      </w:r>
-    </w:p>
-    <w:p>
-      <w:pPr>
-        <w:pStyle w:val="ListBullet"/>
-      </w:pPr>
-      <w:r>
-        <w:t>Номер в Госреестре СИ РФ: № 42089-19.</w:t>
-      </w:r>
-    </w:p>
-    <w:p>
-      <w:r>
-        <w:t>Рабочая ссылка на конкретную модель:</w:t>
-      </w:r>
-    </w:p>
-    <w:p>
-      <w:pPr>
-        <w:pStyle w:val="IntenseQuote"/>
-      </w:pPr>
-      <w:r>
-        <w:t>https://metron-con.ru/product/di-100/</w:t>
-      </w:r>
-    </w:p>
-    <w:p>
-      <w:pPr>
-        <w:pStyle w:val="Heading1"/>
-      </w:pPr>
-      <w:r>
-        <w:t>Заключение</w:t>
-      </w:r>
-    </w:p>
-    <w:p>
-      <w:r>
-        <w:t>Все три прибора внесены в Госреестр СИ РФ. Ссылки ведут на официальные страницы производителей с актуальной информацией.</w:t>
+        <w:t>✓ Все датчики отечественного производства</w:t>
       </w:r>
     </w:p>
     <w:sectPr>
@@ -740,10 +1172,6 @@
     <w:name w:val="Normal"/>
     <w:qFormat/>
     <w:rsid w:val="00FC693F"/>
-    <w:rPr>
-      <w:rFonts w:ascii="Times New Roman" w:hAnsi="Times New Roman"/>
-      <w:sz w:val="24"/>
-    </w:rPr>
   </w:style>
   <w:style w:type="paragraph" w:styleId="Header">
     <w:name w:val="header"/>
